--- a/Revisao Final.docx
+++ b/Revisao Final.docx
@@ -281,23 +281,7 @@
         <w:pStyle w:val="Commarcadores"/>
       </w:pPr>
       <w:r>
-        <w:t>Diagnóstico (V/F): reconhecer mistura de responsabilidades, ausência de encapsulamento e indícios de variação (</w:t>
-      </w:r>
-      <w:proofErr w:type="spellStart"/>
-      <w:r>
-        <w:t>if</w:t>
-      </w:r>
-      <w:proofErr w:type="spellEnd"/>
-      <w:r>
-        <w:t>/</w:t>
-      </w:r>
-      <w:proofErr w:type="spellStart"/>
-      <w:r>
-        <w:t>else</w:t>
-      </w:r>
-      <w:proofErr w:type="spellEnd"/>
-      <w:r>
-        <w:t>).</w:t>
+        <w:t>Diagnóstico (V/F): reconhecer mistura de responsabilidades, ausência de encapsulamento e indícios de variação (if/else).</w:t>
       </w:r>
     </w:p>
     <w:p>
@@ -335,15 +319,7 @@
     </w:p>
     <w:p>
       <w:r>
-        <w:t xml:space="preserve">Uma startup de delivery chamada </w:t>
-      </w:r>
-      <w:proofErr w:type="spellStart"/>
-      <w:r>
-        <w:t>FastBite</w:t>
-      </w:r>
-      <w:proofErr w:type="spellEnd"/>
-      <w:r>
-        <w:t xml:space="preserve"> conecta clientes a restaurantes e entregadores. O sistema funciona em tempo real e precisa registrar pedidos, calcular preços, cobrar pagamento e acompanhar a entrega até a finalização.</w:t>
+        <w:t>Uma startup de delivery chamada FastBite conecta clientes a restaurantes e entregadores. O sistema funciona em tempo real e precisa registrar pedidos, calcular preços, cobrar pagamento e acompanhar a entrega até a finalização.</w:t>
       </w:r>
     </w:p>
     <w:p/>
@@ -469,21 +445,8 @@
         </w:numPr>
       </w:pPr>
       <w:r>
-        <w:t>Descontos: cupom, promoções por horário (“</w:t>
-      </w:r>
-      <w:proofErr w:type="spellStart"/>
-      <w:r>
-        <w:t>happy</w:t>
-      </w:r>
-      <w:proofErr w:type="spellEnd"/>
-      <w:r>
-        <w:t xml:space="preserve"> hour”), primeira </w:t>
-      </w:r>
-      <w:proofErr w:type="gramStart"/>
-      <w:r>
-        <w:t>compra, etc.</w:t>
-      </w:r>
-      <w:proofErr w:type="gramEnd"/>
+        <w:t>Descontos: cupom, promoções por horário (“happy hour”), primeira compra, etc.</w:t>
+      </w:r>
     </w:p>
     <w:p>
       <w:pPr>
@@ -606,11 +569,7 @@
         </w:numPr>
       </w:pPr>
       <w:r>
-        <w:t xml:space="preserve">Pode </w:t>
-      </w:r>
-      <w:proofErr w:type="gramStart"/>
-      <w:r>
-        <w:t xml:space="preserve">ocorrer </w:t>
+        <w:t xml:space="preserve">Pode ocorrer </w:t>
       </w:r>
       <w:r>
         <w:rPr>
@@ -619,7 +578,6 @@
         </w:rPr>
         <w:t>Cancelado</w:t>
       </w:r>
-      <w:proofErr w:type="gramEnd"/>
       <w:r>
         <w:t xml:space="preserve"> (mas só até certo ponto, ex.: antes de “Em preparo” ou conforme regra).</w:t>
       </w:r>
@@ -861,15 +819,7 @@
         <w:t>Objeto</w:t>
       </w:r>
       <w:r>
-        <w:t xml:space="preserve">: </w:t>
-      </w:r>
-      <w:proofErr w:type="spellStart"/>
-      <w:r>
-        <w:t>pedidoDoClienteJoao</w:t>
-      </w:r>
-      <w:proofErr w:type="spellEnd"/>
-      <w:r>
-        <w:t xml:space="preserve"> (um Pedido específico com itens e valores).</w:t>
+        <w:t>: pedidoDoClienteJoao (um Pedido específico com itens e valores).</w:t>
       </w:r>
     </w:p>
     <w:p/>
@@ -934,15 +884,7 @@
         <w:t>instância</w:t>
       </w:r>
       <w:r>
-        <w:t xml:space="preserve"> criada a partir da classe, com valores concretos em execução. Ex.: Classe Pedido (Id, Itens, Status). Objeto pedido123: Id=123, Itens</w:t>
-      </w:r>
-      <w:proofErr w:type="gramStart"/>
-      <w:r>
-        <w:t>=[</w:t>
-      </w:r>
-      <w:proofErr w:type="gramEnd"/>
-      <w:r>
-        <w:t>Pizza, Refrigerante], Status='Em preparo'.</w:t>
+        <w:t xml:space="preserve"> criada a partir da classe, com valores concretos em execução. Ex.: Classe Pedido (Id, Itens, Status). Objeto pedido123: Id=123, Itens=[Pizza, Refrigerante], Status='Em preparo'.</w:t>
       </w:r>
     </w:p>
     <w:p/>
@@ -1076,36 +1018,7 @@
         <w:t>métodos</w:t>
       </w:r>
       <w:r>
-        <w:t xml:space="preserve"> que aplicam validações e regras. Ex.: o pedido não deve permitir Status='Entregue' se ainda está 'Recebido'. Essa regra fica dentro de </w:t>
-      </w:r>
-      <w:proofErr w:type="spellStart"/>
-      <w:proofErr w:type="gramStart"/>
-      <w:r>
-        <w:t>AvancarStatus</w:t>
-      </w:r>
-      <w:proofErr w:type="spellEnd"/>
-      <w:r>
-        <w:t>(</w:t>
-      </w:r>
-      <w:proofErr w:type="gramEnd"/>
-      <w:r>
-        <w:t xml:space="preserve">), e não em vários </w:t>
-      </w:r>
-      <w:proofErr w:type="spellStart"/>
-      <w:r>
-        <w:t>if</w:t>
-      </w:r>
-      <w:proofErr w:type="spellEnd"/>
-      <w:r>
-        <w:t>/</w:t>
-      </w:r>
-      <w:proofErr w:type="spellStart"/>
-      <w:r>
-        <w:t>else</w:t>
-      </w:r>
-      <w:proofErr w:type="spellEnd"/>
-      <w:r>
-        <w:t xml:space="preserve"> espalhados.</w:t>
+        <w:t xml:space="preserve"> que aplicam validações e regras. Ex.: o pedido não deve permitir Status='Entregue' se ainda está 'Recebido'. Essa regra fica dentro de AvancarStatus(), e não em vários if/else espalhados.</w:t>
       </w:r>
     </w:p>
     <w:p/>
@@ -1131,21 +1044,12 @@
       <w:r>
         <w:t>” características (atributos e métodos) de outra, criando uma relação “</w:t>
       </w:r>
-      <w:proofErr w:type="spellStart"/>
       <w:r>
         <w:rPr>
           <w:b/>
           <w:bCs/>
         </w:rPr>
-        <w:t>é-um</w:t>
-      </w:r>
-      <w:proofErr w:type="spellEnd"/>
-      <w:r>
-        <w:rPr>
-          <w:b/>
-          <w:bCs/>
-        </w:rPr>
-        <w:t xml:space="preserve"> tipo de</w:t>
+        <w:t>é-um tipo de</w:t>
       </w:r>
       <w:r>
         <w:t>”. Ela é útil quando existe um comportamento comum que vale para todos os tipos e algumas variações que mudam conforme o tipo.</w:t>
@@ -1203,29 +1107,8 @@
         <w:t>Pagamento (base)</w:t>
       </w:r>
       <w:r>
-        <w:t xml:space="preserve"> → </w:t>
-      </w:r>
-      <w:proofErr w:type="spellStart"/>
-      <w:r>
-        <w:t>PagamentoPix</w:t>
-      </w:r>
-      <w:proofErr w:type="spellEnd"/>
-      <w:r>
-        <w:t xml:space="preserve">, </w:t>
-      </w:r>
-      <w:proofErr w:type="spellStart"/>
-      <w:r>
-        <w:t>PagamentoCartao</w:t>
-      </w:r>
-      <w:proofErr w:type="spellEnd"/>
-      <w:r>
-        <w:t xml:space="preserve">, </w:t>
-      </w:r>
-      <w:proofErr w:type="spellStart"/>
-      <w:r>
-        <w:t>PagamentoDinheiro</w:t>
-      </w:r>
-      <w:proofErr w:type="spellEnd"/>
+        <w:t xml:space="preserve"> → PagamentoPix, PagamentoCartao, PagamentoDinheiro</w:t>
+      </w:r>
     </w:p>
     <w:p>
       <w:pPr>
@@ -1243,29 +1126,8 @@
         <w:t>Entrega (base)</w:t>
       </w:r>
       <w:r>
-        <w:t xml:space="preserve"> → </w:t>
-      </w:r>
-      <w:proofErr w:type="spellStart"/>
-      <w:r>
-        <w:t>EntregaMotoboy</w:t>
-      </w:r>
-      <w:proofErr w:type="spellEnd"/>
-      <w:r>
-        <w:t xml:space="preserve">, </w:t>
-      </w:r>
-      <w:proofErr w:type="spellStart"/>
-      <w:r>
-        <w:t>EntregaBicicleta</w:t>
-      </w:r>
-      <w:proofErr w:type="spellEnd"/>
-      <w:r>
-        <w:t xml:space="preserve">, </w:t>
-      </w:r>
-      <w:proofErr w:type="spellStart"/>
-      <w:r>
-        <w:t>EntregaRetiradaNoBalcao</w:t>
-      </w:r>
-      <w:proofErr w:type="spellEnd"/>
+        <w:t xml:space="preserve"> → EntregaMotoboy, EntregaBicicleta, EntregaRetiradaNoBalcao</w:t>
+      </w:r>
     </w:p>
     <w:p>
       <w:pPr>
@@ -1303,21 +1165,12 @@
       <w:r>
         <w:t>Use herança quando for realmente “</w:t>
       </w:r>
-      <w:proofErr w:type="spellStart"/>
       <w:r>
         <w:rPr>
           <w:b/>
           <w:bCs/>
         </w:rPr>
-        <w:t>é-um</w:t>
-      </w:r>
-      <w:proofErr w:type="spellEnd"/>
-      <w:r>
-        <w:rPr>
-          <w:b/>
-          <w:bCs/>
-        </w:rPr>
-        <w:t xml:space="preserve"> tipo de</w:t>
+        <w:t>é-um tipo de</w:t>
       </w:r>
       <w:r>
         <w:t>” (ex.: Pix é um tipo de Pagamento).</w:t>
@@ -1452,56 +1305,15 @@
       <w:r>
         <w:t>Herança é criar uma classe base com o que é comum e classes derivadas com o que varia, respeitando a relação “</w:t>
       </w:r>
-      <w:proofErr w:type="spellStart"/>
       <w:r>
         <w:rPr>
           <w:b/>
           <w:bCs/>
         </w:rPr>
-        <w:t>é-um</w:t>
-      </w:r>
-      <w:proofErr w:type="spellEnd"/>
-      <w:r>
-        <w:rPr>
-          <w:b/>
-          <w:bCs/>
-        </w:rPr>
-        <w:t xml:space="preserve"> tipo de</w:t>
-      </w:r>
-      <w:r>
-        <w:t xml:space="preserve">”. Ex.: Pagamento define o contrato e o fluxo básico, e </w:t>
-      </w:r>
-      <w:proofErr w:type="spellStart"/>
-      <w:r>
-        <w:t>PagamentoPix</w:t>
-      </w:r>
-      <w:proofErr w:type="spellEnd"/>
-      <w:r>
-        <w:t xml:space="preserve"> e </w:t>
-      </w:r>
-      <w:proofErr w:type="spellStart"/>
-      <w:r>
-        <w:t>PagamentoCartao</w:t>
-      </w:r>
-      <w:proofErr w:type="spellEnd"/>
-      <w:r>
-        <w:t xml:space="preserve"> especializam a validação/cálculo sem você espalhar </w:t>
-      </w:r>
-      <w:proofErr w:type="spellStart"/>
-      <w:r>
-        <w:t>if</w:t>
-      </w:r>
-      <w:proofErr w:type="spellEnd"/>
-      <w:r>
-        <w:t>/</w:t>
-      </w:r>
-      <w:proofErr w:type="spellStart"/>
-      <w:r>
-        <w:t>else</w:t>
-      </w:r>
-      <w:proofErr w:type="spellEnd"/>
-      <w:r>
-        <w:t xml:space="preserve"> do tipo de pagamento por vários lugares.</w:t>
+        <w:t>é-um tipo de</w:t>
+      </w:r>
+      <w:r>
+        <w:t>”. Ex.: Pagamento define o contrato e o fluxo básico, e PagamentoPix e PagamentoCartao especializam a validação/cálculo sem você espalhar if/else do tipo de pagamento por vários lugares.</w:t>
       </w:r>
     </w:p>
     <w:p/>
@@ -1573,21 +1385,8 @@
           <w:numId w:val="27"/>
         </w:numPr>
       </w:pPr>
-      <w:proofErr w:type="spellStart"/>
-      <w:r>
-        <w:t>if</w:t>
-      </w:r>
-      <w:proofErr w:type="spellEnd"/>
-      <w:r>
-        <w:t>/</w:t>
-      </w:r>
-      <w:proofErr w:type="spellStart"/>
-      <w:r>
-        <w:t>else</w:t>
-      </w:r>
-      <w:proofErr w:type="spellEnd"/>
-      <w:r>
-        <w:t xml:space="preserve"> por tipo</w:t>
+      <w:r>
+        <w:t>if/else por tipo</w:t>
       </w:r>
     </w:p>
     <w:p>
@@ -1626,7 +1425,6 @@
           <w:lang w:eastAsia="pt-BR"/>
         </w:rPr>
       </w:pPr>
-      <w:proofErr w:type="spellStart"/>
       <w:r>
         <w:rPr>
           <w:rFonts w:ascii="Consolas" w:eastAsia="Times New Roman" w:hAnsi="Consolas" w:cs="Times New Roman"/>
@@ -1651,7 +1449,6 @@
         </w:rPr>
         <w:t>Write</w:t>
       </w:r>
-      <w:proofErr w:type="spellEnd"/>
       <w:r>
         <w:rPr>
           <w:rFonts w:ascii="Consolas" w:eastAsia="Times New Roman" w:hAnsi="Consolas" w:cs="Times New Roman"/>
@@ -1688,7 +1485,6 @@
           <w:lang w:eastAsia="pt-BR"/>
         </w:rPr>
       </w:pPr>
-      <w:proofErr w:type="spellStart"/>
       <w:r>
         <w:rPr>
           <w:rFonts w:ascii="Consolas" w:eastAsia="Times New Roman" w:hAnsi="Consolas" w:cs="Times New Roman"/>
@@ -1697,7 +1493,6 @@
         </w:rPr>
         <w:t>string</w:t>
       </w:r>
-      <w:proofErr w:type="spellEnd"/>
       <w:r>
         <w:rPr>
           <w:rFonts w:ascii="Consolas" w:eastAsia="Times New Roman" w:hAnsi="Consolas" w:cs="Times New Roman"/>
@@ -1738,7 +1533,6 @@
         </w:rPr>
         <w:t xml:space="preserve"> </w:t>
       </w:r>
-      <w:proofErr w:type="spellStart"/>
       <w:r>
         <w:rPr>
           <w:rFonts w:ascii="Consolas" w:eastAsia="Times New Roman" w:hAnsi="Consolas" w:cs="Times New Roman"/>
@@ -1763,41 +1557,30 @@
         </w:rPr>
         <w:t>ReadLine</w:t>
       </w:r>
-      <w:proofErr w:type="spellEnd"/>
       <w:r>
         <w:rPr>
           <w:rFonts w:ascii="Consolas" w:eastAsia="Times New Roman" w:hAnsi="Consolas" w:cs="Times New Roman"/>
           <w:color w:val="202020"/>
           <w:lang w:eastAsia="pt-BR"/>
         </w:rPr>
-        <w:t>(</w:t>
-      </w:r>
-      <w:proofErr w:type="gramStart"/>
+        <w:t>()</w:t>
+      </w:r>
+      <w:r>
+        <w:rPr>
+          <w:rFonts w:ascii="Consolas" w:eastAsia="Times New Roman" w:hAnsi="Consolas" w:cs="Times New Roman"/>
+          <w:color w:val="000000"/>
+          <w:lang w:eastAsia="pt-BR"/>
+        </w:rPr>
+        <w:t>!</w:t>
+      </w:r>
       <w:r>
         <w:rPr>
           <w:rFonts w:ascii="Consolas" w:eastAsia="Times New Roman" w:hAnsi="Consolas" w:cs="Times New Roman"/>
           <w:color w:val="202020"/>
           <w:lang w:eastAsia="pt-BR"/>
         </w:rPr>
-        <w:t>)</w:t>
-      </w:r>
-      <w:r>
-        <w:rPr>
-          <w:rFonts w:ascii="Consolas" w:eastAsia="Times New Roman" w:hAnsi="Consolas" w:cs="Times New Roman"/>
-          <w:color w:val="000000"/>
-          <w:lang w:eastAsia="pt-BR"/>
-        </w:rPr>
-        <w:t>!</w:t>
-      </w:r>
-      <w:r>
-        <w:rPr>
-          <w:rFonts w:ascii="Consolas" w:eastAsia="Times New Roman" w:hAnsi="Consolas" w:cs="Times New Roman"/>
-          <w:color w:val="202020"/>
-          <w:lang w:eastAsia="pt-BR"/>
-        </w:rPr>
         <w:t>;</w:t>
       </w:r>
-      <w:proofErr w:type="gramEnd"/>
     </w:p>
     <w:p>
       <w:pPr>
@@ -1822,7 +1605,6 @@
           <w:lang w:eastAsia="pt-BR"/>
         </w:rPr>
       </w:pPr>
-      <w:proofErr w:type="spellStart"/>
       <w:r>
         <w:rPr>
           <w:rFonts w:ascii="Consolas" w:eastAsia="Times New Roman" w:hAnsi="Consolas" w:cs="Times New Roman"/>
@@ -1847,7 +1629,6 @@
         </w:rPr>
         <w:t>Write</w:t>
       </w:r>
-      <w:proofErr w:type="spellEnd"/>
       <w:r>
         <w:rPr>
           <w:rFonts w:ascii="Consolas" w:eastAsia="Times New Roman" w:hAnsi="Consolas" w:cs="Times New Roman"/>
@@ -1884,7 +1665,6 @@
           <w:lang w:eastAsia="pt-BR"/>
         </w:rPr>
       </w:pPr>
-      <w:proofErr w:type="spellStart"/>
       <w:r>
         <w:rPr>
           <w:rFonts w:ascii="Consolas" w:eastAsia="Times New Roman" w:hAnsi="Consolas" w:cs="Times New Roman"/>
@@ -1893,7 +1673,6 @@
         </w:rPr>
         <w:t>double</w:t>
       </w:r>
-      <w:proofErr w:type="spellEnd"/>
       <w:r>
         <w:rPr>
           <w:rFonts w:ascii="Consolas" w:eastAsia="Times New Roman" w:hAnsi="Consolas" w:cs="Times New Roman"/>
@@ -1934,8 +1713,6 @@
         </w:rPr>
         <w:t xml:space="preserve"> </w:t>
       </w:r>
-      <w:proofErr w:type="spellStart"/>
-      <w:proofErr w:type="gramStart"/>
       <w:r>
         <w:rPr>
           <w:rFonts w:ascii="Consolas" w:eastAsia="Times New Roman" w:hAnsi="Consolas" w:cs="Times New Roman"/>
@@ -1960,8 +1737,6 @@
         </w:rPr>
         <w:t>Parse</w:t>
       </w:r>
-      <w:proofErr w:type="spellEnd"/>
-      <w:proofErr w:type="gramEnd"/>
       <w:r>
         <w:rPr>
           <w:rFonts w:ascii="Consolas" w:eastAsia="Times New Roman" w:hAnsi="Consolas" w:cs="Times New Roman"/>
@@ -1970,7 +1745,6 @@
         </w:rPr>
         <w:t>(</w:t>
       </w:r>
-      <w:proofErr w:type="spellStart"/>
       <w:r>
         <w:rPr>
           <w:rFonts w:ascii="Consolas" w:eastAsia="Times New Roman" w:hAnsi="Consolas" w:cs="Times New Roman"/>
@@ -1995,7 +1769,6 @@
         </w:rPr>
         <w:t>ReadLine</w:t>
       </w:r>
-      <w:proofErr w:type="spellEnd"/>
       <w:r>
         <w:rPr>
           <w:rFonts w:ascii="Consolas" w:eastAsia="Times New Roman" w:hAnsi="Consolas" w:cs="Times New Roman"/>
@@ -2044,7 +1817,6 @@
           <w:lang w:eastAsia="pt-BR"/>
         </w:rPr>
       </w:pPr>
-      <w:proofErr w:type="spellStart"/>
       <w:r>
         <w:rPr>
           <w:rFonts w:ascii="Consolas" w:eastAsia="Times New Roman" w:hAnsi="Consolas" w:cs="Times New Roman"/>
@@ -2053,7 +1825,6 @@
         </w:rPr>
         <w:t>double</w:t>
       </w:r>
-      <w:proofErr w:type="spellEnd"/>
       <w:r>
         <w:rPr>
           <w:rFonts w:ascii="Consolas" w:eastAsia="Times New Roman" w:hAnsi="Consolas" w:cs="Times New Roman"/>
@@ -2122,7 +1893,6 @@
           <w:lang w:eastAsia="pt-BR"/>
         </w:rPr>
       </w:pPr>
-      <w:proofErr w:type="spellStart"/>
       <w:r>
         <w:rPr>
           <w:rFonts w:ascii="Consolas" w:eastAsia="Times New Roman" w:hAnsi="Consolas" w:cs="Times New Roman"/>
@@ -2131,7 +1901,6 @@
         </w:rPr>
         <w:t>if</w:t>
       </w:r>
-      <w:proofErr w:type="spellEnd"/>
       <w:r>
         <w:rPr>
           <w:rFonts w:ascii="Consolas" w:eastAsia="Times New Roman" w:hAnsi="Consolas" w:cs="Times New Roman"/>
@@ -2280,7 +2049,6 @@
           <w:lang w:eastAsia="pt-BR"/>
         </w:rPr>
       </w:pPr>
-      <w:proofErr w:type="spellStart"/>
       <w:r>
         <w:rPr>
           <w:rFonts w:ascii="Consolas" w:eastAsia="Times New Roman" w:hAnsi="Consolas" w:cs="Times New Roman"/>
@@ -2289,7 +2057,6 @@
         </w:rPr>
         <w:t>else</w:t>
       </w:r>
-      <w:proofErr w:type="spellEnd"/>
       <w:r>
         <w:rPr>
           <w:rFonts w:ascii="Consolas" w:eastAsia="Times New Roman" w:hAnsi="Consolas" w:cs="Times New Roman"/>
@@ -2298,7 +2065,6 @@
         </w:rPr>
         <w:t xml:space="preserve"> </w:t>
       </w:r>
-      <w:proofErr w:type="spellStart"/>
       <w:r>
         <w:rPr>
           <w:rFonts w:ascii="Consolas" w:eastAsia="Times New Roman" w:hAnsi="Consolas" w:cs="Times New Roman"/>
@@ -2307,7 +2073,6 @@
         </w:rPr>
         <w:t>if</w:t>
       </w:r>
-      <w:proofErr w:type="spellEnd"/>
       <w:r>
         <w:rPr>
           <w:rFonts w:ascii="Consolas" w:eastAsia="Times New Roman" w:hAnsi="Consolas" w:cs="Times New Roman"/>
@@ -2436,7 +2201,6 @@
           <w:lang w:eastAsia="pt-BR"/>
         </w:rPr>
       </w:pPr>
-      <w:proofErr w:type="spellStart"/>
       <w:r>
         <w:rPr>
           <w:rFonts w:ascii="Consolas" w:eastAsia="Times New Roman" w:hAnsi="Consolas" w:cs="Times New Roman"/>
@@ -2445,7 +2209,6 @@
         </w:rPr>
         <w:t>if</w:t>
       </w:r>
-      <w:proofErr w:type="spellEnd"/>
       <w:r>
         <w:rPr>
           <w:rFonts w:ascii="Consolas" w:eastAsia="Times New Roman" w:hAnsi="Consolas" w:cs="Times New Roman"/>
@@ -2502,7 +2265,6 @@
         </w:rPr>
         <w:t xml:space="preserve">) </w:t>
       </w:r>
-      <w:proofErr w:type="spellStart"/>
       <w:r>
         <w:rPr>
           <w:rFonts w:ascii="Consolas" w:eastAsia="Times New Roman" w:hAnsi="Consolas" w:cs="Times New Roman"/>
@@ -2527,7 +2289,6 @@
         </w:rPr>
         <w:t>WriteLine</w:t>
       </w:r>
-      <w:proofErr w:type="spellEnd"/>
       <w:r>
         <w:rPr>
           <w:rFonts w:ascii="Consolas" w:eastAsia="Times New Roman" w:hAnsi="Consolas" w:cs="Times New Roman"/>
@@ -2564,7 +2325,6 @@
           <w:lang w:eastAsia="pt-BR"/>
         </w:rPr>
       </w:pPr>
-      <w:proofErr w:type="spellStart"/>
       <w:r>
         <w:rPr>
           <w:rFonts w:ascii="Consolas" w:eastAsia="Times New Roman" w:hAnsi="Consolas" w:cs="Times New Roman"/>
@@ -2589,7 +2349,6 @@
         </w:rPr>
         <w:t>WriteLine</w:t>
       </w:r>
-      <w:proofErr w:type="spellEnd"/>
       <w:r>
         <w:rPr>
           <w:rFonts w:ascii="Consolas" w:eastAsia="Times New Roman" w:hAnsi="Consolas" w:cs="Times New Roman"/>
@@ -2705,23 +2464,7 @@
         <w:t>Variação</w:t>
       </w:r>
       <w:r>
-        <w:t xml:space="preserve">: </w:t>
-      </w:r>
-      <w:proofErr w:type="spellStart"/>
-      <w:r>
-        <w:t>if</w:t>
-      </w:r>
-      <w:proofErr w:type="spellEnd"/>
-      <w:r>
-        <w:t>/</w:t>
-      </w:r>
-      <w:proofErr w:type="spellStart"/>
-      <w:r>
-        <w:t>else</w:t>
-      </w:r>
-      <w:proofErr w:type="spellEnd"/>
-      <w:r>
-        <w:t xml:space="preserve"> por tipo (CARTAO/PIX) → isso tende a crescer.</w:t>
+        <w:t>: if/else por tipo (CARTAO/PIX) → isso tende a crescer.</w:t>
       </w:r>
     </w:p>
     <w:p>
@@ -2780,22 +2523,12 @@
           <w:numId w:val="19"/>
         </w:numPr>
       </w:pPr>
-      <w:proofErr w:type="gramStart"/>
       <w:r>
         <w:t>V</w:t>
       </w:r>
       <w:r>
-        <w:t>(    )</w:t>
-      </w:r>
-      <w:proofErr w:type="gramEnd"/>
-      <w:r>
-        <w:t xml:space="preserve">  </w:t>
-      </w:r>
-      <w:proofErr w:type="gramStart"/>
-      <w:r>
-        <w:t>F(    )</w:t>
-      </w:r>
-      <w:proofErr w:type="gramEnd"/>
+        <w:t>(    )  F(    )</w:t>
+      </w:r>
       <w:r>
         <w:t xml:space="preserve"> — mistura entrada/saída com regra de negócio.</w:t>
       </w:r>
@@ -2810,40 +2543,14 @@
         <w:ind w:right="-291"/>
         <w:jc w:val="left"/>
       </w:pPr>
-      <w:proofErr w:type="gramStart"/>
       <w:r>
         <w:t>V</w:t>
       </w:r>
       <w:r>
-        <w:t>(    )</w:t>
-      </w:r>
-      <w:proofErr w:type="gramEnd"/>
-      <w:r>
-        <w:t xml:space="preserve">  </w:t>
-      </w:r>
-      <w:proofErr w:type="gramStart"/>
-      <w:r>
-        <w:t>F(    )</w:t>
-      </w:r>
-      <w:proofErr w:type="gramEnd"/>
-      <w:r>
-        <w:t xml:space="preserve"> — </w:t>
-      </w:r>
-      <w:proofErr w:type="spellStart"/>
-      <w:r>
-        <w:t>if</w:t>
-      </w:r>
-      <w:proofErr w:type="spellEnd"/>
-      <w:r>
-        <w:t>/</w:t>
-      </w:r>
-      <w:proofErr w:type="spellStart"/>
-      <w:r>
-        <w:t>else</w:t>
-      </w:r>
-      <w:proofErr w:type="spellEnd"/>
-      <w:r>
-        <w:t xml:space="preserve"> por tipo sugere variação; contrato/polimorfismo pode resolver melhor.</w:t>
+        <w:t>(    )  F(    )</w:t>
+      </w:r>
+      <w:r>
+        <w:t xml:space="preserve"> — if/else por tipo sugere variação; contrato/polimorfismo pode resolver melhor.</w:t>
       </w:r>
     </w:p>
     <w:p>
@@ -2854,22 +2561,12 @@
           <w:numId w:val="19"/>
         </w:numPr>
       </w:pPr>
-      <w:proofErr w:type="gramStart"/>
       <w:r>
         <w:t>V</w:t>
       </w:r>
       <w:r>
-        <w:t>(    )</w:t>
-      </w:r>
-      <w:proofErr w:type="gramEnd"/>
-      <w:r>
-        <w:t xml:space="preserve">  </w:t>
-      </w:r>
-      <w:proofErr w:type="gramStart"/>
-      <w:r>
-        <w:t>F(    )</w:t>
-      </w:r>
-      <w:proofErr w:type="gramEnd"/>
+        <w:t>(    )  F(    )</w:t>
+      </w:r>
       <w:r>
         <w:t xml:space="preserve"> — não há encapsulamento (não existe classe com estado protegido).</w:t>
       </w:r>
@@ -2882,22 +2579,12 @@
           <w:numId w:val="19"/>
         </w:numPr>
       </w:pPr>
-      <w:proofErr w:type="gramStart"/>
       <w:r>
         <w:t>V</w:t>
       </w:r>
       <w:r>
-        <w:t>(    )</w:t>
-      </w:r>
-      <w:proofErr w:type="gramEnd"/>
-      <w:r>
-        <w:t xml:space="preserve">  </w:t>
-      </w:r>
-      <w:proofErr w:type="gramStart"/>
-      <w:r>
-        <w:t>F(    )</w:t>
-      </w:r>
-      <w:proofErr w:type="gramEnd"/>
+        <w:t>(    )  F(    )</w:t>
+      </w:r>
       <w:r>
         <w:t xml:space="preserve"> — regra de frete grátis está acoplada ao fluxo principal.</w:t>
       </w:r>
@@ -2910,22 +2597,12 @@
           <w:numId w:val="19"/>
         </w:numPr>
       </w:pPr>
-      <w:proofErr w:type="gramStart"/>
       <w:r>
         <w:t>V</w:t>
       </w:r>
       <w:r>
-        <w:t>(    )</w:t>
-      </w:r>
-      <w:proofErr w:type="gramEnd"/>
-      <w:r>
-        <w:t xml:space="preserve">  </w:t>
-      </w:r>
-      <w:proofErr w:type="gramStart"/>
-      <w:r>
-        <w:t>F(    )</w:t>
-      </w:r>
-      <w:proofErr w:type="gramEnd"/>
+        <w:t>(    )  F(    )</w:t>
+      </w:r>
       <w:r>
         <w:t xml:space="preserve"> — melhora OO: criar classes Pedido e Políticas (Pagamento/Frete).</w:t>
       </w:r>
@@ -2938,22 +2615,12 @@
           <w:numId w:val="19"/>
         </w:numPr>
       </w:pPr>
-      <w:proofErr w:type="gramStart"/>
       <w:r>
         <w:t>V</w:t>
       </w:r>
       <w:r>
-        <w:t>(    )</w:t>
-      </w:r>
-      <w:proofErr w:type="gramEnd"/>
-      <w:r>
-        <w:t xml:space="preserve">  </w:t>
-      </w:r>
-      <w:proofErr w:type="gramStart"/>
-      <w:r>
-        <w:t>F(    )</w:t>
-      </w:r>
-      <w:proofErr w:type="gramEnd"/>
+        <w:t>(    )  F(    )</w:t>
+      </w:r>
       <w:r>
         <w:t xml:space="preserve"> — não segue SRP; responsabilidades estão misturadas.</w:t>
       </w:r>
@@ -2972,7 +2639,28 @@
           <w:b/>
           <w:bCs/>
         </w:rPr>
-        <w:t>Gabarito: V, V, F, V, V, F</w:t>
+        <w:t xml:space="preserve">Gabarito: V, V, </w:t>
+      </w:r>
+      <w:r>
+        <w:rPr>
+          <w:b/>
+          <w:bCs/>
+        </w:rPr>
+        <w:t>V,</w:t>
+      </w:r>
+      <w:r>
+        <w:rPr>
+          <w:b/>
+          <w:bCs/>
+        </w:rPr>
+        <w:t xml:space="preserve"> V, V, </w:t>
+      </w:r>
+      <w:r>
+        <w:rPr>
+          <w:b/>
+          <w:bCs/>
+        </w:rPr>
+        <w:t>V</w:t>
       </w:r>
     </w:p>
     <w:p>
@@ -3083,7 +2771,6 @@
           <w:numId w:val="31"/>
         </w:numPr>
       </w:pPr>
-      <w:proofErr w:type="spellStart"/>
       <w:r>
         <w:rPr>
           <w:b/>
@@ -3091,17 +2778,8 @@
         </w:rPr>
         <w:t>Endereco</w:t>
       </w:r>
-      <w:proofErr w:type="spellEnd"/>
-      <w:r>
-        <w:t xml:space="preserve">: Rua, </w:t>
-      </w:r>
-      <w:proofErr w:type="gramStart"/>
-      <w:r>
-        <w:t>Numero</w:t>
-      </w:r>
-      <w:proofErr w:type="gramEnd"/>
-      <w:r>
-        <w:t>, Bairro, CEP</w:t>
+      <w:r>
+        <w:t>: Rua, Numero, Bairro, CEP</w:t>
       </w:r>
     </w:p>
     <w:p>
@@ -3120,13 +2798,8 @@
         <w:t>Restaurante</w:t>
       </w:r>
       <w:r>
-        <w:t xml:space="preserve">: Id, Nome, Status, </w:t>
-      </w:r>
-      <w:proofErr w:type="spellStart"/>
-      <w:r>
-        <w:t>TaxaBaseEntrega</w:t>
-      </w:r>
-      <w:proofErr w:type="spellEnd"/>
+        <w:t>: Id, Nome, Status, TaxaBaseEntrega</w:t>
+      </w:r>
     </w:p>
     <w:p>
       <w:pPr>
@@ -3144,21 +2817,8 @@
         <w:t>Produto</w:t>
       </w:r>
       <w:r>
-        <w:t xml:space="preserve">: Id, Nome, </w:t>
-      </w:r>
-      <w:proofErr w:type="spellStart"/>
-      <w:r>
-        <w:t>PrecoBase</w:t>
-      </w:r>
-      <w:proofErr w:type="spellEnd"/>
-      <w:r>
-        <w:t xml:space="preserve">, </w:t>
-      </w:r>
-      <w:proofErr w:type="spellStart"/>
-      <w:r>
-        <w:t>Disponivel</w:t>
-      </w:r>
-      <w:proofErr w:type="spellEnd"/>
+        <w:t>: Id, Nome, PrecoBase, Disponivel</w:t>
+      </w:r>
     </w:p>
     <w:p>
       <w:pPr>
@@ -3176,21 +2836,8 @@
         <w:t>Pedido</w:t>
       </w:r>
       <w:r>
-        <w:t xml:space="preserve">: Id, Status, </w:t>
-      </w:r>
-      <w:proofErr w:type="spellStart"/>
-      <w:r>
-        <w:t>DataHoraCriacao</w:t>
-      </w:r>
-      <w:proofErr w:type="spellEnd"/>
-      <w:r>
-        <w:t xml:space="preserve">, </w:t>
-      </w:r>
-      <w:proofErr w:type="gramStart"/>
-      <w:r>
-        <w:t>Total</w:t>
-      </w:r>
-      <w:proofErr w:type="gramEnd"/>
+        <w:t>: Id, Status, DataHoraCriacao, Total</w:t>
+      </w:r>
     </w:p>
     <w:p>
       <w:pPr>
@@ -3200,7 +2847,6 @@
           <w:numId w:val="31"/>
         </w:numPr>
       </w:pPr>
-      <w:proofErr w:type="spellStart"/>
       <w:r>
         <w:rPr>
           <w:b/>
@@ -3208,31 +2854,9 @@
         </w:rPr>
         <w:t>ItemPedido</w:t>
       </w:r>
-      <w:proofErr w:type="spellEnd"/>
-      <w:r>
-        <w:t xml:space="preserve">: Quantidade, </w:t>
-      </w:r>
-      <w:proofErr w:type="spellStart"/>
-      <w:r>
-        <w:t>PrecoUnitarioNoMomento</w:t>
-      </w:r>
-      <w:proofErr w:type="spellEnd"/>
-      <w:r>
-        <w:t xml:space="preserve">, </w:t>
-      </w:r>
-      <w:proofErr w:type="spellStart"/>
-      <w:r>
-        <w:t>Observacao</w:t>
-      </w:r>
-      <w:proofErr w:type="spellEnd"/>
-      <w:r>
-        <w:t xml:space="preserve">, </w:t>
-      </w:r>
-      <w:proofErr w:type="spellStart"/>
-      <w:r>
-        <w:t>SubtotalItem</w:t>
-      </w:r>
-      <w:proofErr w:type="spellEnd"/>
+      <w:r>
+        <w:t>: Quantidade, PrecoUnitarioNoMomento, Observacao, SubtotalItem</w:t>
+      </w:r>
     </w:p>
     <w:p>
       <w:pPr>
@@ -3250,13 +2874,8 @@
         <w:t>Pagamento</w:t>
       </w:r>
       <w:r>
-        <w:t xml:space="preserve">: Tipo, Status, Valor, </w:t>
-      </w:r>
-      <w:proofErr w:type="spellStart"/>
-      <w:r>
-        <w:t>CodigoTransacao</w:t>
-      </w:r>
-      <w:proofErr w:type="spellEnd"/>
+        <w:t>: Tipo, Status, Valor, CodigoTransacao</w:t>
+      </w:r>
     </w:p>
     <w:p>
       <w:pPr>
@@ -3274,29 +2893,8 @@
         <w:t>Entrega</w:t>
       </w:r>
       <w:r>
-        <w:t xml:space="preserve">: Status, </w:t>
-      </w:r>
-      <w:proofErr w:type="spellStart"/>
-      <w:r>
-        <w:t>PrevisaoMinutos</w:t>
-      </w:r>
-      <w:proofErr w:type="spellEnd"/>
-      <w:r>
-        <w:t xml:space="preserve">, </w:t>
-      </w:r>
-      <w:proofErr w:type="spellStart"/>
-      <w:r>
-        <w:t>DistanciaKm</w:t>
-      </w:r>
-      <w:proofErr w:type="spellEnd"/>
-      <w:r>
-        <w:t xml:space="preserve">, </w:t>
-      </w:r>
-      <w:proofErr w:type="spellStart"/>
-      <w:r>
-        <w:t>TaxaEntrega</w:t>
-      </w:r>
-      <w:proofErr w:type="spellEnd"/>
+        <w:t>: Status, PrevisaoMinutos, DistanciaKm, TaxaEntrega</w:t>
+      </w:r>
     </w:p>
     <w:p>
       <w:pPr>
@@ -3314,21 +2912,8 @@
         <w:t>Entregador</w:t>
       </w:r>
       <w:r>
-        <w:t xml:space="preserve">: Id, Nome, </w:t>
-      </w:r>
-      <w:proofErr w:type="gramStart"/>
-      <w:r>
-        <w:t>Veiculo</w:t>
-      </w:r>
-      <w:proofErr w:type="gramEnd"/>
-      <w:r>
-        <w:t xml:space="preserve">, </w:t>
-      </w:r>
-      <w:proofErr w:type="spellStart"/>
-      <w:r>
-        <w:t>Disponivel</w:t>
-      </w:r>
-      <w:proofErr w:type="spellEnd"/>
+        <w:t>: Id, Nome, Veiculo, Disponivel</w:t>
+      </w:r>
     </w:p>
     <w:p>
       <w:pPr>
@@ -3346,21 +2931,8 @@
         <w:t>Cupom</w:t>
       </w:r>
       <w:r>
-        <w:t xml:space="preserve">: </w:t>
-      </w:r>
-      <w:proofErr w:type="spellStart"/>
-      <w:r>
-        <w:t>Codigo</w:t>
-      </w:r>
-      <w:proofErr w:type="spellEnd"/>
-      <w:r>
-        <w:t xml:space="preserve">, Tipo, Valor, </w:t>
-      </w:r>
-      <w:proofErr w:type="spellStart"/>
-      <w:r>
-        <w:t>MinimoPedido</w:t>
-      </w:r>
-      <w:proofErr w:type="spellEnd"/>
+        <w:t>: Codigo, Tipo, Valor, MinimoPedido</w:t>
+      </w:r>
     </w:p>
     <w:p>
       <w:pPr>
@@ -3370,7 +2942,6 @@
           <w:numId w:val="31"/>
         </w:numPr>
       </w:pPr>
-      <w:proofErr w:type="spellStart"/>
       <w:r>
         <w:rPr>
           <w:b/>
@@ -3378,23 +2949,9 @@
         </w:rPr>
         <w:t>HistoricoPedido</w:t>
       </w:r>
-      <w:proofErr w:type="spellEnd"/>
-      <w:r>
-        <w:t xml:space="preserve">: Eventos, </w:t>
-      </w:r>
-      <w:proofErr w:type="spellStart"/>
-      <w:r>
-        <w:t>UltimaAtualizacao</w:t>
-      </w:r>
-      <w:proofErr w:type="spellEnd"/>
-      <w:r>
-        <w:t xml:space="preserve">, </w:t>
-      </w:r>
-      <w:proofErr w:type="spellStart"/>
-      <w:r>
-        <w:t>QuantidadeEventos</w:t>
-      </w:r>
-      <w:proofErr w:type="spellEnd"/>
+      <w:r>
+        <w:t>: Eventos, UltimaAtualizacao, QuantidadeEventos</w:t>
+      </w:r>
     </w:p>
     <w:p>
       <w:pPr>
@@ -3404,7 +2961,6 @@
           <w:numId w:val="31"/>
         </w:numPr>
       </w:pPr>
-      <w:proofErr w:type="spellStart"/>
       <w:r>
         <w:rPr>
           <w:b/>
@@ -3412,39 +2968,9 @@
         </w:rPr>
         <w:t>EventoPedido</w:t>
       </w:r>
-      <w:proofErr w:type="spellEnd"/>
-      <w:r>
-        <w:t xml:space="preserve">: </w:t>
-      </w:r>
-      <w:proofErr w:type="spellStart"/>
-      <w:r>
-        <w:t>DataHora</w:t>
-      </w:r>
-      <w:proofErr w:type="spellEnd"/>
-      <w:r>
-        <w:t xml:space="preserve">, </w:t>
-      </w:r>
-      <w:proofErr w:type="spellStart"/>
-      <w:r>
-        <w:t>Descricao</w:t>
-      </w:r>
-      <w:proofErr w:type="spellEnd"/>
-      <w:r>
-        <w:t xml:space="preserve">, </w:t>
-      </w:r>
-      <w:proofErr w:type="spellStart"/>
-      <w:r>
-        <w:t>StatusAntes</w:t>
-      </w:r>
-      <w:proofErr w:type="spellEnd"/>
-      <w:r>
-        <w:t xml:space="preserve">, </w:t>
-      </w:r>
-      <w:proofErr w:type="spellStart"/>
-      <w:r>
-        <w:t>StatusDepois</w:t>
-      </w:r>
-      <w:proofErr w:type="spellEnd"/>
+      <w:r>
+        <w:t>: DataHora, Descricao, StatusAntes, StatusDepois</w:t>
+      </w:r>
     </w:p>
     <w:p>
       <w:pPr>
@@ -3507,15 +3033,7 @@
         <w:t>Relação 2:</w:t>
       </w:r>
       <w:r>
-        <w:t xml:space="preserve"> Cliente → </w:t>
-      </w:r>
-      <w:proofErr w:type="spellStart"/>
-      <w:r>
-        <w:t>Endereco</w:t>
-      </w:r>
-      <w:proofErr w:type="spellEnd"/>
-      <w:r>
-        <w:t xml:space="preserve"> = AGREGAÇÃO</w:t>
+        <w:t xml:space="preserve"> Cliente → Endereco = AGREGAÇÃO</w:t>
       </w:r>
     </w:p>
     <w:p>
@@ -3557,15 +3075,7 @@
         <w:t>Relação 4:</w:t>
       </w:r>
       <w:r>
-        <w:t xml:space="preserve"> Pedido → </w:t>
-      </w:r>
-      <w:proofErr w:type="spellStart"/>
-      <w:r>
-        <w:t>ItemPedido</w:t>
-      </w:r>
-      <w:proofErr w:type="spellEnd"/>
-      <w:r>
-        <w:t xml:space="preserve"> = COMPOSIÇÃO</w:t>
+        <w:t xml:space="preserve"> Pedido → ItemPedido = COMPOSIÇÃO</w:t>
       </w:r>
     </w:p>
     <w:p>
@@ -3586,15 +3096,7 @@
         <w:t>Relação 5</w:t>
       </w:r>
       <w:r>
-        <w:t xml:space="preserve">: </w:t>
-      </w:r>
-      <w:proofErr w:type="spellStart"/>
-      <w:r>
-        <w:t>ItemPedido</w:t>
-      </w:r>
-      <w:proofErr w:type="spellEnd"/>
-      <w:r>
-        <w:t xml:space="preserve"> → Produto = ASSOCIAÇÃO</w:t>
+        <w:t>: ItemPedido → Produto = ASSOCIAÇÃO</w:t>
       </w:r>
     </w:p>
     <w:p>
@@ -3699,15 +3201,7 @@
         <w:t>Relação 10:</w:t>
       </w:r>
       <w:r>
-        <w:t xml:space="preserve"> Pedido → </w:t>
-      </w:r>
-      <w:proofErr w:type="spellStart"/>
-      <w:r>
-        <w:t>HistoricoPedido</w:t>
-      </w:r>
-      <w:proofErr w:type="spellEnd"/>
-      <w:r>
-        <w:t xml:space="preserve"> = COMPOSIÇÃO</w:t>
+        <w:t xml:space="preserve"> Pedido → HistoricoPedido = COMPOSIÇÃO</w:t>
       </w:r>
     </w:p>
     <w:p>
@@ -3728,23 +3222,7 @@
         <w:t>Relação 11</w:t>
       </w:r>
       <w:r>
-        <w:t xml:space="preserve">: </w:t>
-      </w:r>
-      <w:proofErr w:type="spellStart"/>
-      <w:r>
-        <w:t>HistoricoPedido</w:t>
-      </w:r>
-      <w:proofErr w:type="spellEnd"/>
-      <w:r>
-        <w:t xml:space="preserve"> → </w:t>
-      </w:r>
-      <w:proofErr w:type="spellStart"/>
-      <w:r>
-        <w:t>EventoPedido</w:t>
-      </w:r>
-      <w:proofErr w:type="spellEnd"/>
-      <w:r>
-        <w:t xml:space="preserve"> = COMPOSIÇÃO</w:t>
+        <w:t>: HistoricoPedido → EventoPedido = COMPOSIÇÃO</w:t>
       </w:r>
       <w:r>
         <w:br w:type="page"/>
@@ -4011,7 +3489,6 @@
           <w:lang w:eastAsia="pt-BR"/>
         </w:rPr>
       </w:pPr>
-      <w:proofErr w:type="spellStart"/>
       <w:r>
         <w:rPr>
           <w:rFonts w:ascii="Consolas" w:eastAsia="Times New Roman" w:hAnsi="Consolas" w:cs="Times New Roman"/>
@@ -4022,7 +3499,6 @@
         </w:rPr>
         <w:t>public</w:t>
       </w:r>
-      <w:proofErr w:type="spellEnd"/>
       <w:r>
         <w:rPr>
           <w:rFonts w:ascii="Consolas" w:eastAsia="Times New Roman" w:hAnsi="Consolas" w:cs="Times New Roman"/>
@@ -4033,8 +3509,6 @@
         </w:rPr>
         <w:t xml:space="preserve"> </w:t>
       </w:r>
-      <w:proofErr w:type="spellStart"/>
-      <w:proofErr w:type="gramStart"/>
       <w:r>
         <w:rPr>
           <w:rFonts w:ascii="Consolas" w:eastAsia="Times New Roman" w:hAnsi="Consolas" w:cs="Times New Roman"/>
@@ -4045,7 +3519,6 @@
         </w:rPr>
         <w:t>class</w:t>
       </w:r>
-      <w:proofErr w:type="spellEnd"/>
       <w:r>
         <w:rPr>
           <w:rFonts w:ascii="Consolas" w:eastAsia="Times New Roman" w:hAnsi="Consolas" w:cs="Times New Roman"/>
@@ -4066,7 +3539,6 @@
         </w:rPr>
         <w:t>Pedido</w:t>
       </w:r>
-      <w:proofErr w:type="gramEnd"/>
     </w:p>
     <w:p>
       <w:pPr>
@@ -4115,7 +3587,6 @@
         </w:rPr>
         <w:t xml:space="preserve">    </w:t>
       </w:r>
-      <w:proofErr w:type="spellStart"/>
       <w:r>
         <w:rPr>
           <w:rFonts w:ascii="Consolas" w:eastAsia="Times New Roman" w:hAnsi="Consolas" w:cs="Times New Roman"/>
@@ -4126,7 +3597,6 @@
         </w:rPr>
         <w:t>public</w:t>
       </w:r>
-      <w:proofErr w:type="spellEnd"/>
       <w:r>
         <w:rPr>
           <w:rFonts w:ascii="Consolas" w:eastAsia="Times New Roman" w:hAnsi="Consolas" w:cs="Times New Roman"/>
@@ -4137,7 +3607,6 @@
         </w:rPr>
         <w:t xml:space="preserve"> </w:t>
       </w:r>
-      <w:proofErr w:type="spellStart"/>
       <w:r>
         <w:rPr>
           <w:rFonts w:ascii="Consolas" w:eastAsia="Times New Roman" w:hAnsi="Consolas" w:cs="Times New Roman"/>
@@ -4148,7 +3617,6 @@
         </w:rPr>
         <w:t>int</w:t>
       </w:r>
-      <w:proofErr w:type="spellEnd"/>
       <w:r>
         <w:rPr>
           <w:rFonts w:ascii="Consolas" w:eastAsia="Times New Roman" w:hAnsi="Consolas" w:cs="Times New Roman"/>
@@ -4177,9 +3645,18 @@
           <w:szCs w:val="21"/>
           <w:lang w:eastAsia="pt-BR"/>
         </w:rPr>
-        <w:t xml:space="preserve"> </w:t>
-      </w:r>
-      <w:proofErr w:type="gramStart"/>
+        <w:t xml:space="preserve"> { </w:t>
+      </w:r>
+      <w:r>
+        <w:rPr>
+          <w:rFonts w:ascii="Consolas" w:eastAsia="Times New Roman" w:hAnsi="Consolas" w:cs="Times New Roman"/>
+          <w:color w:val="CF222E"/>
+          <w:sz w:val="21"/>
+          <w:szCs w:val="21"/>
+          <w:lang w:eastAsia="pt-BR"/>
+        </w:rPr>
+        <w:t>get</w:t>
+      </w:r>
       <w:r>
         <w:rPr>
           <w:rFonts w:ascii="Consolas" w:eastAsia="Times New Roman" w:hAnsi="Consolas" w:cs="Times New Roman"/>
@@ -4188,31 +3665,8 @@
           <w:szCs w:val="21"/>
           <w:lang w:eastAsia="pt-BR"/>
         </w:rPr>
-        <w:t xml:space="preserve">{ </w:t>
-      </w:r>
-      <w:proofErr w:type="spellStart"/>
-      <w:r>
-        <w:rPr>
-          <w:rFonts w:ascii="Consolas" w:eastAsia="Times New Roman" w:hAnsi="Consolas" w:cs="Times New Roman"/>
-          <w:color w:val="CF222E"/>
-          <w:sz w:val="21"/>
-          <w:szCs w:val="21"/>
-          <w:lang w:eastAsia="pt-BR"/>
-        </w:rPr>
-        <w:t>get</w:t>
-      </w:r>
-      <w:proofErr w:type="spellEnd"/>
-      <w:r>
-        <w:rPr>
-          <w:rFonts w:ascii="Consolas" w:eastAsia="Times New Roman" w:hAnsi="Consolas" w:cs="Times New Roman"/>
-          <w:color w:val="202020"/>
-          <w:sz w:val="21"/>
-          <w:szCs w:val="21"/>
-          <w:lang w:eastAsia="pt-BR"/>
-        </w:rPr>
         <w:t>; }</w:t>
       </w:r>
-      <w:proofErr w:type="gramEnd"/>
     </w:p>
     <w:p>
       <w:pPr>
@@ -4237,7 +3691,6 @@
         </w:rPr>
         <w:t xml:space="preserve">    </w:t>
       </w:r>
-      <w:proofErr w:type="spellStart"/>
       <w:r>
         <w:rPr>
           <w:rFonts w:ascii="Consolas" w:eastAsia="Times New Roman" w:hAnsi="Consolas" w:cs="Times New Roman"/>
@@ -4248,7 +3701,6 @@
         </w:rPr>
         <w:t>public</w:t>
       </w:r>
-      <w:proofErr w:type="spellEnd"/>
       <w:r>
         <w:rPr>
           <w:rFonts w:ascii="Consolas" w:eastAsia="Times New Roman" w:hAnsi="Consolas" w:cs="Times New Roman"/>
@@ -4259,7 +3711,6 @@
         </w:rPr>
         <w:t xml:space="preserve"> </w:t>
       </w:r>
-      <w:proofErr w:type="spellStart"/>
       <w:r>
         <w:rPr>
           <w:rFonts w:ascii="Consolas" w:eastAsia="Times New Roman" w:hAnsi="Consolas" w:cs="Times New Roman"/>
@@ -4270,7 +3721,6 @@
         </w:rPr>
         <w:t>string</w:t>
       </w:r>
-      <w:proofErr w:type="spellEnd"/>
       <w:r>
         <w:rPr>
           <w:rFonts w:ascii="Consolas" w:eastAsia="Times New Roman" w:hAnsi="Consolas" w:cs="Times New Roman"/>
@@ -4299,9 +3749,58 @@
           <w:szCs w:val="21"/>
           <w:lang w:eastAsia="pt-BR"/>
         </w:rPr>
+        <w:t xml:space="preserve"> { </w:t>
+      </w:r>
+      <w:r>
+        <w:rPr>
+          <w:rFonts w:ascii="Consolas" w:eastAsia="Times New Roman" w:hAnsi="Consolas" w:cs="Times New Roman"/>
+          <w:color w:val="CF222E"/>
+          <w:sz w:val="21"/>
+          <w:szCs w:val="21"/>
+          <w:lang w:eastAsia="pt-BR"/>
+        </w:rPr>
+        <w:t>get</w:t>
+      </w:r>
+      <w:r>
+        <w:rPr>
+          <w:rFonts w:ascii="Consolas" w:eastAsia="Times New Roman" w:hAnsi="Consolas" w:cs="Times New Roman"/>
+          <w:color w:val="202020"/>
+          <w:sz w:val="21"/>
+          <w:szCs w:val="21"/>
+          <w:lang w:eastAsia="pt-BR"/>
+        </w:rPr>
+        <w:t xml:space="preserve">; </w:t>
+      </w:r>
+      <w:r>
+        <w:rPr>
+          <w:rFonts w:ascii="Consolas" w:eastAsia="Times New Roman" w:hAnsi="Consolas" w:cs="Times New Roman"/>
+          <w:color w:val="CF222E"/>
+          <w:sz w:val="21"/>
+          <w:szCs w:val="21"/>
+          <w:lang w:eastAsia="pt-BR"/>
+        </w:rPr>
+        <w:t>private</w:t>
+      </w:r>
+      <w:r>
+        <w:rPr>
+          <w:rFonts w:ascii="Consolas" w:eastAsia="Times New Roman" w:hAnsi="Consolas" w:cs="Times New Roman"/>
+          <w:color w:val="202020"/>
+          <w:sz w:val="21"/>
+          <w:szCs w:val="21"/>
+          <w:lang w:eastAsia="pt-BR"/>
+        </w:rPr>
         <w:t xml:space="preserve"> </w:t>
       </w:r>
-      <w:proofErr w:type="gramStart"/>
+      <w:r>
+        <w:rPr>
+          <w:rFonts w:ascii="Consolas" w:eastAsia="Times New Roman" w:hAnsi="Consolas" w:cs="Times New Roman"/>
+          <w:color w:val="CF222E"/>
+          <w:sz w:val="21"/>
+          <w:szCs w:val="21"/>
+          <w:lang w:eastAsia="pt-BR"/>
+        </w:rPr>
+        <w:t>set</w:t>
+      </w:r>
       <w:r>
         <w:rPr>
           <w:rFonts w:ascii="Consolas" w:eastAsia="Times New Roman" w:hAnsi="Consolas" w:cs="Times New Roman"/>
@@ -4310,75 +3809,8 @@
           <w:szCs w:val="21"/>
           <w:lang w:eastAsia="pt-BR"/>
         </w:rPr>
-        <w:t xml:space="preserve">{ </w:t>
-      </w:r>
-      <w:proofErr w:type="spellStart"/>
-      <w:r>
-        <w:rPr>
-          <w:rFonts w:ascii="Consolas" w:eastAsia="Times New Roman" w:hAnsi="Consolas" w:cs="Times New Roman"/>
-          <w:color w:val="CF222E"/>
-          <w:sz w:val="21"/>
-          <w:szCs w:val="21"/>
-          <w:lang w:eastAsia="pt-BR"/>
-        </w:rPr>
-        <w:t>get</w:t>
-      </w:r>
-      <w:proofErr w:type="spellEnd"/>
-      <w:proofErr w:type="gramEnd"/>
-      <w:r>
-        <w:rPr>
-          <w:rFonts w:ascii="Consolas" w:eastAsia="Times New Roman" w:hAnsi="Consolas" w:cs="Times New Roman"/>
-          <w:color w:val="202020"/>
-          <w:sz w:val="21"/>
-          <w:szCs w:val="21"/>
-          <w:lang w:eastAsia="pt-BR"/>
-        </w:rPr>
-        <w:t xml:space="preserve">; </w:t>
-      </w:r>
-      <w:proofErr w:type="spellStart"/>
-      <w:r>
-        <w:rPr>
-          <w:rFonts w:ascii="Consolas" w:eastAsia="Times New Roman" w:hAnsi="Consolas" w:cs="Times New Roman"/>
-          <w:color w:val="CF222E"/>
-          <w:sz w:val="21"/>
-          <w:szCs w:val="21"/>
-          <w:lang w:eastAsia="pt-BR"/>
-        </w:rPr>
-        <w:t>private</w:t>
-      </w:r>
-      <w:proofErr w:type="spellEnd"/>
-      <w:r>
-        <w:rPr>
-          <w:rFonts w:ascii="Consolas" w:eastAsia="Times New Roman" w:hAnsi="Consolas" w:cs="Times New Roman"/>
-          <w:color w:val="202020"/>
-          <w:sz w:val="21"/>
-          <w:szCs w:val="21"/>
-          <w:lang w:eastAsia="pt-BR"/>
-        </w:rPr>
-        <w:t xml:space="preserve"> </w:t>
-      </w:r>
-      <w:r>
-        <w:rPr>
-          <w:rFonts w:ascii="Consolas" w:eastAsia="Times New Roman" w:hAnsi="Consolas" w:cs="Times New Roman"/>
-          <w:color w:val="CF222E"/>
-          <w:sz w:val="21"/>
-          <w:szCs w:val="21"/>
-          <w:lang w:eastAsia="pt-BR"/>
-        </w:rPr>
-        <w:t>set</w:t>
-      </w:r>
-      <w:proofErr w:type="gramStart"/>
-      <w:r>
-        <w:rPr>
-          <w:rFonts w:ascii="Consolas" w:eastAsia="Times New Roman" w:hAnsi="Consolas" w:cs="Times New Roman"/>
-          <w:color w:val="202020"/>
-          <w:sz w:val="21"/>
-          <w:szCs w:val="21"/>
-          <w:lang w:eastAsia="pt-BR"/>
-        </w:rPr>
         <w:t>; }</w:t>
       </w:r>
-      <w:proofErr w:type="gramEnd"/>
     </w:p>
     <w:p>
       <w:pPr>
@@ -4417,7 +3849,6 @@
         </w:rPr>
         <w:t xml:space="preserve">    </w:t>
       </w:r>
-      <w:proofErr w:type="spellStart"/>
       <w:r>
         <w:rPr>
           <w:rFonts w:ascii="Consolas" w:eastAsia="Times New Roman" w:hAnsi="Consolas" w:cs="Times New Roman"/>
@@ -4428,7 +3859,6 @@
         </w:rPr>
         <w:t>private</w:t>
       </w:r>
-      <w:proofErr w:type="spellEnd"/>
       <w:r>
         <w:rPr>
           <w:rFonts w:ascii="Consolas" w:eastAsia="Times New Roman" w:hAnsi="Consolas" w:cs="Times New Roman"/>
@@ -4527,7 +3957,6 @@
         </w:rPr>
         <w:t xml:space="preserve">    </w:t>
       </w:r>
-      <w:proofErr w:type="spellStart"/>
       <w:r>
         <w:rPr>
           <w:rFonts w:ascii="Consolas" w:eastAsia="Times New Roman" w:hAnsi="Consolas" w:cs="Times New Roman"/>
@@ -4538,7 +3967,6 @@
         </w:rPr>
         <w:t>public</w:t>
       </w:r>
-      <w:proofErr w:type="spellEnd"/>
       <w:r>
         <w:rPr>
           <w:rFonts w:ascii="Consolas" w:eastAsia="Times New Roman" w:hAnsi="Consolas" w:cs="Times New Roman"/>
@@ -4549,7 +3977,6 @@
         </w:rPr>
         <w:t xml:space="preserve"> </w:t>
       </w:r>
-      <w:proofErr w:type="gramStart"/>
       <w:r>
         <w:rPr>
           <w:rFonts w:ascii="Consolas" w:eastAsia="Times New Roman" w:hAnsi="Consolas" w:cs="Times New Roman"/>
@@ -4570,8 +3997,6 @@
         </w:rPr>
         <w:t>(</w:t>
       </w:r>
-      <w:proofErr w:type="spellStart"/>
-      <w:proofErr w:type="gramEnd"/>
       <w:r>
         <w:rPr>
           <w:rFonts w:ascii="Consolas" w:eastAsia="Times New Roman" w:hAnsi="Consolas" w:cs="Times New Roman"/>
@@ -4582,7 +4007,6 @@
         </w:rPr>
         <w:t>int</w:t>
       </w:r>
-      <w:proofErr w:type="spellEnd"/>
       <w:r>
         <w:rPr>
           <w:rFonts w:ascii="Consolas" w:eastAsia="Times New Roman" w:hAnsi="Consolas" w:cs="Times New Roman"/>
@@ -4961,7 +4385,6 @@
         </w:rPr>
         <w:t xml:space="preserve">    </w:t>
       </w:r>
-      <w:proofErr w:type="spellStart"/>
       <w:r>
         <w:rPr>
           <w:rFonts w:ascii="Consolas" w:eastAsia="Times New Roman" w:hAnsi="Consolas" w:cs="Times New Roman"/>
@@ -4972,7 +4395,6 @@
         </w:rPr>
         <w:t>public</w:t>
       </w:r>
-      <w:proofErr w:type="spellEnd"/>
       <w:r>
         <w:rPr>
           <w:rFonts w:ascii="Consolas" w:eastAsia="Times New Roman" w:hAnsi="Consolas" w:cs="Times New Roman"/>
@@ -4983,7 +4405,6 @@
         </w:rPr>
         <w:t xml:space="preserve"> </w:t>
       </w:r>
-      <w:proofErr w:type="spellStart"/>
       <w:r>
         <w:rPr>
           <w:rFonts w:ascii="Consolas" w:eastAsia="Times New Roman" w:hAnsi="Consolas" w:cs="Times New Roman"/>
@@ -4994,7 +4415,6 @@
         </w:rPr>
         <w:t>void</w:t>
       </w:r>
-      <w:proofErr w:type="spellEnd"/>
       <w:r>
         <w:rPr>
           <w:rFonts w:ascii="Consolas" w:eastAsia="Times New Roman" w:hAnsi="Consolas" w:cs="Times New Roman"/>
@@ -5005,8 +4425,6 @@
         </w:rPr>
         <w:t xml:space="preserve"> </w:t>
       </w:r>
-      <w:proofErr w:type="spellStart"/>
-      <w:proofErr w:type="gramStart"/>
       <w:r>
         <w:rPr>
           <w:rFonts w:ascii="Consolas" w:eastAsia="Times New Roman" w:hAnsi="Consolas" w:cs="Times New Roman"/>
@@ -5017,7 +4435,6 @@
         </w:rPr>
         <w:t>AdicionarItem</w:t>
       </w:r>
-      <w:proofErr w:type="spellEnd"/>
       <w:r>
         <w:rPr>
           <w:rFonts w:ascii="Consolas" w:eastAsia="Times New Roman" w:hAnsi="Consolas" w:cs="Times New Roman"/>
@@ -5028,7 +4445,6 @@
         </w:rPr>
         <w:t>(</w:t>
       </w:r>
-      <w:proofErr w:type="gramEnd"/>
       <w:r>
         <w:rPr>
           <w:rFonts w:ascii="Consolas" w:eastAsia="Times New Roman" w:hAnsi="Consolas" w:cs="Times New Roman"/>
@@ -5049,7 +4465,6 @@
         </w:rPr>
         <w:t xml:space="preserve"> </w:t>
       </w:r>
-      <w:proofErr w:type="spellStart"/>
       <w:r>
         <w:rPr>
           <w:rFonts w:ascii="Consolas" w:eastAsia="Times New Roman" w:hAnsi="Consolas" w:cs="Times New Roman"/>
@@ -5060,7 +4475,6 @@
         </w:rPr>
         <w:t>precoItem</w:t>
       </w:r>
-      <w:proofErr w:type="spellEnd"/>
       <w:r>
         <w:rPr>
           <w:rFonts w:ascii="Consolas" w:eastAsia="Times New Roman" w:hAnsi="Consolas" w:cs="Times New Roman"/>
@@ -5119,7 +4533,6 @@
         </w:rPr>
         <w:t xml:space="preserve">        </w:t>
       </w:r>
-      <w:proofErr w:type="spellStart"/>
       <w:r>
         <w:rPr>
           <w:rFonts w:ascii="Consolas" w:eastAsia="Times New Roman" w:hAnsi="Consolas" w:cs="Times New Roman"/>
@@ -5130,7 +4543,6 @@
         </w:rPr>
         <w:t>if</w:t>
       </w:r>
-      <w:proofErr w:type="spellEnd"/>
       <w:r>
         <w:rPr>
           <w:rFonts w:ascii="Consolas" w:eastAsia="Times New Roman" w:hAnsi="Consolas" w:cs="Times New Roman"/>
@@ -5141,7 +4553,6 @@
         </w:rPr>
         <w:t xml:space="preserve"> (</w:t>
       </w:r>
-      <w:proofErr w:type="spellStart"/>
       <w:r>
         <w:rPr>
           <w:rFonts w:ascii="Consolas" w:eastAsia="Times New Roman" w:hAnsi="Consolas" w:cs="Times New Roman"/>
@@ -5152,7 +4563,6 @@
         </w:rPr>
         <w:t>precoItem</w:t>
       </w:r>
-      <w:proofErr w:type="spellEnd"/>
       <w:r>
         <w:rPr>
           <w:rFonts w:ascii="Consolas" w:eastAsia="Times New Roman" w:hAnsi="Consolas" w:cs="Times New Roman"/>
@@ -5227,7 +4637,6 @@
         </w:rPr>
         <w:t xml:space="preserve">            </w:t>
       </w:r>
-      <w:proofErr w:type="spellStart"/>
       <w:r>
         <w:rPr>
           <w:rFonts w:ascii="Consolas" w:eastAsia="Times New Roman" w:hAnsi="Consolas" w:cs="Times New Roman"/>
@@ -5238,7 +4647,6 @@
         </w:rPr>
         <w:t>throw</w:t>
       </w:r>
-      <w:proofErr w:type="spellEnd"/>
       <w:r>
         <w:rPr>
           <w:rFonts w:ascii="Consolas" w:eastAsia="Times New Roman" w:hAnsi="Consolas" w:cs="Times New Roman"/>
@@ -5269,8 +4677,6 @@
         </w:rPr>
         <w:t xml:space="preserve"> </w:t>
       </w:r>
-      <w:proofErr w:type="spellStart"/>
-      <w:proofErr w:type="gramStart"/>
       <w:r>
         <w:rPr>
           <w:rFonts w:ascii="Consolas" w:eastAsia="Times New Roman" w:hAnsi="Consolas" w:cs="Times New Roman"/>
@@ -5281,7 +4687,6 @@
         </w:rPr>
         <w:t>ArgumentException</w:t>
       </w:r>
-      <w:proofErr w:type="spellEnd"/>
       <w:r>
         <w:rPr>
           <w:rFonts w:ascii="Consolas" w:eastAsia="Times New Roman" w:hAnsi="Consolas" w:cs="Times New Roman"/>
@@ -5292,7 +4697,6 @@
         </w:rPr>
         <w:t>(</w:t>
       </w:r>
-      <w:proofErr w:type="gramEnd"/>
       <w:r>
         <w:rPr>
           <w:rFonts w:ascii="Consolas" w:eastAsia="Times New Roman" w:hAnsi="Consolas" w:cs="Times New Roman"/>
@@ -5377,7 +4781,6 @@
         </w:rPr>
         <w:t xml:space="preserve"> </w:t>
       </w:r>
-      <w:proofErr w:type="spellStart"/>
       <w:r>
         <w:rPr>
           <w:rFonts w:ascii="Consolas" w:eastAsia="Times New Roman" w:hAnsi="Consolas" w:cs="Times New Roman"/>
@@ -5388,7 +4791,6 @@
         </w:rPr>
         <w:t>precoItem</w:t>
       </w:r>
-      <w:proofErr w:type="spellEnd"/>
       <w:r>
         <w:rPr>
           <w:rFonts w:ascii="Consolas" w:eastAsia="Times New Roman" w:hAnsi="Consolas" w:cs="Times New Roman"/>
@@ -5471,7 +4873,6 @@
         </w:rPr>
         <w:t xml:space="preserve">    </w:t>
       </w:r>
-      <w:proofErr w:type="spellStart"/>
       <w:r>
         <w:rPr>
           <w:rFonts w:ascii="Consolas" w:eastAsia="Times New Roman" w:hAnsi="Consolas" w:cs="Times New Roman"/>
@@ -5482,7 +4883,6 @@
         </w:rPr>
         <w:t>public</w:t>
       </w:r>
-      <w:proofErr w:type="spellEnd"/>
       <w:r>
         <w:rPr>
           <w:rFonts w:ascii="Consolas" w:eastAsia="Times New Roman" w:hAnsi="Consolas" w:cs="Times New Roman"/>
@@ -5493,7 +4893,6 @@
         </w:rPr>
         <w:t xml:space="preserve"> </w:t>
       </w:r>
-      <w:proofErr w:type="spellStart"/>
       <w:r>
         <w:rPr>
           <w:rFonts w:ascii="Consolas" w:eastAsia="Times New Roman" w:hAnsi="Consolas" w:cs="Times New Roman"/>
@@ -5504,7 +4903,6 @@
         </w:rPr>
         <w:t>void</w:t>
       </w:r>
-      <w:proofErr w:type="spellEnd"/>
       <w:r>
         <w:rPr>
           <w:rFonts w:ascii="Consolas" w:eastAsia="Times New Roman" w:hAnsi="Consolas" w:cs="Times New Roman"/>
@@ -5515,8 +4913,6 @@
         </w:rPr>
         <w:t xml:space="preserve"> </w:t>
       </w:r>
-      <w:proofErr w:type="spellStart"/>
-      <w:proofErr w:type="gramStart"/>
       <w:r>
         <w:rPr>
           <w:rFonts w:ascii="Consolas" w:eastAsia="Times New Roman" w:hAnsi="Consolas" w:cs="Times New Roman"/>
@@ -5527,7 +4923,6 @@
         </w:rPr>
         <w:t>AplicarDesconto</w:t>
       </w:r>
-      <w:proofErr w:type="spellEnd"/>
       <w:r>
         <w:rPr>
           <w:rFonts w:ascii="Consolas" w:eastAsia="Times New Roman" w:hAnsi="Consolas" w:cs="Times New Roman"/>
@@ -5538,7 +4933,6 @@
         </w:rPr>
         <w:t>(</w:t>
       </w:r>
-      <w:proofErr w:type="gramEnd"/>
       <w:r>
         <w:rPr>
           <w:rFonts w:ascii="Consolas" w:eastAsia="Times New Roman" w:hAnsi="Consolas" w:cs="Times New Roman"/>
@@ -5627,7 +5021,6 @@
         </w:rPr>
         <w:t xml:space="preserve">        </w:t>
       </w:r>
-      <w:proofErr w:type="spellStart"/>
       <w:r>
         <w:rPr>
           <w:rFonts w:ascii="Consolas" w:eastAsia="Times New Roman" w:hAnsi="Consolas" w:cs="Times New Roman"/>
@@ -5638,7 +5031,6 @@
         </w:rPr>
         <w:t>if</w:t>
       </w:r>
-      <w:proofErr w:type="spellEnd"/>
       <w:r>
         <w:rPr>
           <w:rFonts w:ascii="Consolas" w:eastAsia="Times New Roman" w:hAnsi="Consolas" w:cs="Times New Roman"/>
@@ -5733,7 +5125,6 @@
         </w:rPr>
         <w:t xml:space="preserve">            </w:t>
       </w:r>
-      <w:proofErr w:type="spellStart"/>
       <w:r>
         <w:rPr>
           <w:rFonts w:ascii="Consolas" w:eastAsia="Times New Roman" w:hAnsi="Consolas" w:cs="Times New Roman"/>
@@ -5744,7 +5135,6 @@
         </w:rPr>
         <w:t>throw</w:t>
       </w:r>
-      <w:proofErr w:type="spellEnd"/>
       <w:r>
         <w:rPr>
           <w:rFonts w:ascii="Consolas" w:eastAsia="Times New Roman" w:hAnsi="Consolas" w:cs="Times New Roman"/>
@@ -5775,8 +5165,6 @@
         </w:rPr>
         <w:t xml:space="preserve"> </w:t>
       </w:r>
-      <w:proofErr w:type="spellStart"/>
-      <w:proofErr w:type="gramStart"/>
       <w:r>
         <w:rPr>
           <w:rFonts w:ascii="Consolas" w:eastAsia="Times New Roman" w:hAnsi="Consolas" w:cs="Times New Roman"/>
@@ -5787,7 +5175,6 @@
         </w:rPr>
         <w:t>ArgumentException</w:t>
       </w:r>
-      <w:proofErr w:type="spellEnd"/>
       <w:r>
         <w:rPr>
           <w:rFonts w:ascii="Consolas" w:eastAsia="Times New Roman" w:hAnsi="Consolas" w:cs="Times New Roman"/>
@@ -5798,7 +5185,6 @@
         </w:rPr>
         <w:t>(</w:t>
       </w:r>
-      <w:proofErr w:type="gramEnd"/>
       <w:r>
         <w:rPr>
           <w:rFonts w:ascii="Consolas" w:eastAsia="Times New Roman" w:hAnsi="Consolas" w:cs="Times New Roman"/>
@@ -5843,7 +5229,6 @@
         </w:rPr>
         <w:t xml:space="preserve">        </w:t>
       </w:r>
-      <w:proofErr w:type="spellStart"/>
       <w:r>
         <w:rPr>
           <w:rFonts w:ascii="Consolas" w:eastAsia="Times New Roman" w:hAnsi="Consolas" w:cs="Times New Roman"/>
@@ -5854,7 +5239,6 @@
         </w:rPr>
         <w:t>if</w:t>
       </w:r>
-      <w:proofErr w:type="spellEnd"/>
       <w:r>
         <w:rPr>
           <w:rFonts w:ascii="Consolas" w:eastAsia="Times New Roman" w:hAnsi="Consolas" w:cs="Times New Roman"/>
@@ -5949,7 +5333,6 @@
         </w:rPr>
         <w:t xml:space="preserve">            </w:t>
       </w:r>
-      <w:proofErr w:type="spellStart"/>
       <w:r>
         <w:rPr>
           <w:rFonts w:ascii="Consolas" w:eastAsia="Times New Roman" w:hAnsi="Consolas" w:cs="Times New Roman"/>
@@ -5960,7 +5343,6 @@
         </w:rPr>
         <w:t>throw</w:t>
       </w:r>
-      <w:proofErr w:type="spellEnd"/>
       <w:r>
         <w:rPr>
           <w:rFonts w:ascii="Consolas" w:eastAsia="Times New Roman" w:hAnsi="Consolas" w:cs="Times New Roman"/>
@@ -5991,8 +5373,6 @@
         </w:rPr>
         <w:t xml:space="preserve"> </w:t>
       </w:r>
-      <w:proofErr w:type="spellStart"/>
-      <w:proofErr w:type="gramStart"/>
       <w:r>
         <w:rPr>
           <w:rFonts w:ascii="Consolas" w:eastAsia="Times New Roman" w:hAnsi="Consolas" w:cs="Times New Roman"/>
@@ -6003,7 +5383,6 @@
         </w:rPr>
         <w:t>InvalidOperationException</w:t>
       </w:r>
-      <w:proofErr w:type="spellEnd"/>
       <w:r>
         <w:rPr>
           <w:rFonts w:ascii="Consolas" w:eastAsia="Times New Roman" w:hAnsi="Consolas" w:cs="Times New Roman"/>
@@ -6014,7 +5393,6 @@
         </w:rPr>
         <w:t>(</w:t>
       </w:r>
-      <w:proofErr w:type="gramEnd"/>
       <w:r>
         <w:rPr>
           <w:rFonts w:ascii="Consolas" w:eastAsia="Times New Roman" w:hAnsi="Consolas" w:cs="Times New Roman"/>
@@ -6201,7 +5579,6 @@
         </w:rPr>
         <w:t xml:space="preserve">    </w:t>
       </w:r>
-      <w:proofErr w:type="spellStart"/>
       <w:r>
         <w:rPr>
           <w:rFonts w:ascii="Consolas" w:eastAsia="Times New Roman" w:hAnsi="Consolas" w:cs="Times New Roman"/>
@@ -6212,7 +5589,6 @@
         </w:rPr>
         <w:t>public</w:t>
       </w:r>
-      <w:proofErr w:type="spellEnd"/>
       <w:r>
         <w:rPr>
           <w:rFonts w:ascii="Consolas" w:eastAsia="Times New Roman" w:hAnsi="Consolas" w:cs="Times New Roman"/>
@@ -6243,8 +5619,6 @@
         </w:rPr>
         <w:t xml:space="preserve"> </w:t>
       </w:r>
-      <w:proofErr w:type="spellStart"/>
-      <w:proofErr w:type="gramStart"/>
       <w:r>
         <w:rPr>
           <w:rFonts w:ascii="Consolas" w:eastAsia="Times New Roman" w:hAnsi="Consolas" w:cs="Times New Roman"/>
@@ -6255,7 +5629,6 @@
         </w:rPr>
         <w:t>ConsultarTotal</w:t>
       </w:r>
-      <w:proofErr w:type="spellEnd"/>
       <w:r>
         <w:rPr>
           <w:rFonts w:ascii="Consolas" w:eastAsia="Times New Roman" w:hAnsi="Consolas" w:cs="Times New Roman"/>
@@ -6264,18 +5637,7 @@
           <w:szCs w:val="21"/>
           <w:lang w:eastAsia="pt-BR"/>
         </w:rPr>
-        <w:t>(</w:t>
-      </w:r>
-      <w:proofErr w:type="gramEnd"/>
-      <w:r>
-        <w:rPr>
-          <w:rFonts w:ascii="Consolas" w:eastAsia="Times New Roman" w:hAnsi="Consolas" w:cs="Times New Roman"/>
-          <w:color w:val="202020"/>
-          <w:sz w:val="21"/>
-          <w:szCs w:val="21"/>
-          <w:lang w:eastAsia="pt-BR"/>
-        </w:rPr>
-        <w:t>)</w:t>
+        <w:t>()</w:t>
       </w:r>
     </w:p>
     <w:p>
